--- a/uploads/project_5/job_description_original.docx
+++ b/uploads/project_5/job_description_original.docx
@@ -3,97 +3,288 @@
 <w:document xmlns:wpc="http://schemas.microsoft.com/office/word/2010/wordprocessingCanvas" xmlns:cx="http://schemas.microsoft.com/office/drawing/2014/chartex" xmlns:cx1="http://schemas.microsoft.com/office/drawing/2015/9/8/chartex" xmlns:cx2="http://schemas.microsoft.com/office/drawing/2015/10/21/chartex" xmlns:cx3="http://schemas.microsoft.com/office/drawing/2016/5/9/chartex" xmlns:cx4="http://schemas.microsoft.com/office/drawing/2016/5/10/chartex" xmlns:cx5="http://schemas.microsoft.com/office/drawing/2016/5/11/chartex" xmlns:cx6="http://schemas.microsoft.com/office/drawing/2016/5/12/chartex" xmlns:cx7="http://schemas.microsoft.com/office/drawing/2016/5/13/chartex" xmlns:cx8="http://schemas.microsoft.com/office/drawing/2016/5/14/chartex" xmlns:mc="http://schemas.openxmlformats.org/markup-compatibility/2006" xmlns:aink="http://schemas.microsoft.com/office/drawing/2016/ink" xmlns:am3d="http://schemas.microsoft.com/office/drawing/2017/model3d" xmlns:o="urn:schemas-microsoft-com:office:office" xmlns:oel="http://schemas.microsoft.com/office/2019/extlst" xmlns:r="http://schemas.openxmlformats.org/officeDocument/2006/relationships" xmlns:m="http://schemas.openxmlformats.org/officeDocument/2006/math" xmlns:v="urn:schemas-microsoft-com:vml" xmlns:wp14="http://schemas.microsoft.com/office/word/2010/wordprocessingDrawing" xmlns:wp="http://schemas.openxmlformats.org/drawingml/2006/wordprocessingDrawing" xmlns:w10="urn:schemas-microsoft-com:office:word" xmlns:w="http://schemas.openxmlformats.org/wordprocessingml/2006/main" xmlns:w14="http://schemas.microsoft.com/office/word/2010/wordml" xmlns:w15="http://schemas.microsoft.com/office/word/2012/wordml" xmlns:w16cex="http://schemas.microsoft.com/office/word/2018/wordml/cex" xmlns:w16cid="http://schemas.microsoft.com/office/word/2016/wordml/cid" xmlns:w16="http://schemas.microsoft.com/office/word/2018/wordml" xmlns:w16du="http://schemas.microsoft.com/office/word/2023/wordml/word16du" xmlns:w16sdtdh="http://schemas.microsoft.com/office/word/2020/wordml/sdtdatahash" xmlns:w16sdtfl="http://schemas.microsoft.com/office/word/2024/wordml/sdtformatlock" xmlns:w16se="http://schemas.microsoft.com/office/word/2015/wordml/symex" xmlns:wpg="http://schemas.microsoft.com/office/word/2010/wordprocessingGroup" xmlns:wpi="http://schemas.microsoft.com/office/word/2010/wordprocessingInk" xmlns:wne="http://schemas.microsoft.com/office/word/2006/wordml" xmlns:wps="http://schemas.microsoft.com/office/word/2010/wordprocessingShape" mc:Ignorable="w14 w15 w16se w16cid w16 w16cex w16sdtdh w16sdtfl w16du wp14">
   <w:body>
     <w:p>
-      <w:r>
-        <w:t>Food Safety Auditor</w:t>
-      </w:r>
-    </w:p>
-    <w:p>
-      <w:r>
-        <w:t> </w:t>
-      </w:r>
-    </w:p>
-    <w:p>
-      <w:r>
+      <w:pPr>
         <w:rPr>
           <w:b/>
           <w:bCs/>
         </w:rPr>
-        <w:t>Description:</w:t>
-      </w:r>
-    </w:p>
-    <w:p>
+      </w:pPr>
       <w:r>
         <w:rPr>
-          <w:rFonts w:ascii="Segoe UI Emoji" w:hAnsi="Segoe UI Emoji" w:cs="Segoe UI Emoji"/>
+          <w:b/>
+          <w:bCs/>
         </w:rPr>
-        <w:t>📢</w:t>
-      </w:r>
-      <w:r>
-        <w:t xml:space="preserve"> Hiring – Food Safety Auditor</w:t>
-      </w:r>
-      <w:r>
-        <w:br/>
-        <w:t>Department: Quality Assurance</w:t>
-      </w:r>
-      <w:r>
-        <w:br/>
+        <w:t>Lab Maneger</w:t>
+      </w:r>
+    </w:p>
+    <w:p>
+      <w:r>
+        <w:t> Saudi Arabia</w:t>
+      </w:r>
+    </w:p>
+    <w:p>
+      <w:r>
+        <w:t>asl al burger</w:t>
+      </w:r>
+    </w:p>
+    <w:p>
+      <w:hyperlink r:id="rId5" w:tgtFrame="_self" w:history="1">
+        <w:r>
+          <w:rPr>
+            <w:rStyle w:val="Hyperlink"/>
+            <w:b/>
+            <w:bCs/>
+          </w:rPr>
+          <w:t>Other jobs like this</w:t>
+        </w:r>
+      </w:hyperlink>
+    </w:p>
+    <w:p>
+      <w:r>
+        <w:t>full time</w:t>
+      </w:r>
+    </w:p>
+    <w:p>
+      <w:r>
+        <w:t>Published onwww.monsterindia.com 21 Aug 2026</w:t>
+      </w:r>
+    </w:p>
+    <w:p>
+      <w:r>
+        <w:t>Job Summary</w:t>
+      </w:r>
+    </w:p>
+    <w:p>
+      <w:r>
+        <w:t>Asl Al Burger is seeking an experienced </w:t>
       </w:r>
       <w:r>
         <w:rPr>
-          <w:rFonts w:ascii="Segoe UI Emoji" w:hAnsi="Segoe UI Emoji" w:cs="Segoe UI Emoji"/>
+          <w:b/>
+          <w:bCs/>
         </w:rPr>
-        <w:t>📍</w:t>
-      </w:r>
-      <w:r>
-        <w:t xml:space="preserve"> Location: Retail Outlets – Lahore, Faisalabad &amp; Islamabad</w:t>
-      </w:r>
-      <w:r>
-        <w:br/>
+        <w:t>Food Production Lab Manager</w:t>
+      </w:r>
+      <w:r>
+        <w:t> to oversee and manage daily food production operations, ensuring efficiency, product consistency, quality, and compliance with food safety standards.</w:t>
+      </w:r>
+    </w:p>
+    <w:p>
+      <w:r>
         <w:t>Key Responsibilities</w:t>
       </w:r>
-      <w:r>
-        <w:br/>
-        <w:t>• Conduct regular food safety audits at retail outlets as per company SOPs</w:t>
-      </w:r>
-      <w:r>
-        <w:br/>
-        <w:t>• Monitor compliance with food safety and hygiene practices</w:t>
-      </w:r>
-      <w:r>
-        <w:br/>
-        <w:t>• Check product expiry dates and ensure timely removal &amp; corrective actions</w:t>
-      </w:r>
-      <w:r>
-        <w:br/>
-        <w:t>• Monitor cleanliness, sanitation, and hygiene standards of stores and staff</w:t>
-      </w:r>
-      <w:r>
-        <w:br/>
-        <w:t>• Maintain and update food safety checklists on time</w:t>
-      </w:r>
-      <w:r>
-        <w:br/>
-        <w:t>• Perform food sampling and basic analysis to detect contamination or quality issues</w:t>
-      </w:r>
-      <w:r>
-        <w:br/>
-        <w:t>Education &amp; Experience</w:t>
-      </w:r>
-      <w:r>
-        <w:br/>
-        <w:t>• BS Food Technology / BS Dairy Technology / BS Chemistry</w:t>
-      </w:r>
-      <w:r>
-        <w:br/>
-        <w:t>• Age: 22–30 years</w:t>
-      </w:r>
-      <w:r>
-        <w:br/>
-        <w:t>• Must have own bike and willingness to work in field/retail audits</w:t>
-      </w:r>
-      <w:r>
-        <w:br/>
-        <w:t>• Fresh graduates to 2 years of relevant experience in food safety, QA, or retail audits</w:t>
+    </w:p>
+    <w:p>
+      <w:pPr>
+        <w:numPr>
+          <w:ilvl w:val="0"/>
+          <w:numId w:val="1"/>
+        </w:numPr>
+      </w:pPr>
+      <w:r>
+        <w:t>Manage and oversee daily food production operations.</w:t>
+      </w:r>
+    </w:p>
+    <w:p>
+      <w:pPr>
+        <w:numPr>
+          <w:ilvl w:val="0"/>
+          <w:numId w:val="1"/>
+        </w:numPr>
+      </w:pPr>
+      <w:r>
+        <w:t>Plan production schedules based on operational requirements and demand.</w:t>
+      </w:r>
+    </w:p>
+    <w:p>
+      <w:pPr>
+        <w:numPr>
+          <w:ilvl w:val="0"/>
+          <w:numId w:val="1"/>
+        </w:numPr>
+      </w:pPr>
+      <w:r>
+        <w:t>Supervise production teams and ensure effective workforce allocation.</w:t>
+      </w:r>
+    </w:p>
+    <w:p>
+      <w:pPr>
+        <w:numPr>
+          <w:ilvl w:val="0"/>
+          <w:numId w:val="1"/>
+        </w:numPr>
+      </w:pPr>
+      <w:r>
+        <w:t>Ensure consistent product quality and compliance with approved recipes and specifications.</w:t>
+      </w:r>
+    </w:p>
+    <w:p>
+      <w:pPr>
+        <w:numPr>
+          <w:ilvl w:val="0"/>
+          <w:numId w:val="1"/>
+        </w:numPr>
+      </w:pPr>
+      <w:r>
+        <w:t>Monitor raw material usage, inventory, production waste, and productivity.</w:t>
+      </w:r>
+    </w:p>
+    <w:p>
+      <w:pPr>
+        <w:numPr>
+          <w:ilvl w:val="0"/>
+          <w:numId w:val="1"/>
+        </w:numPr>
+      </w:pPr>
+      <w:r>
+        <w:t>Ensure compliance with food safety, hygiene, and quality standards.</w:t>
+      </w:r>
+    </w:p>
+    <w:p>
+      <w:pPr>
+        <w:numPr>
+          <w:ilvl w:val="0"/>
+          <w:numId w:val="1"/>
+        </w:numPr>
+      </w:pPr>
+      <w:r>
+        <w:t>Coordinate with Quality, Operations, Procurement, and Warehouse teams.</w:t>
+      </w:r>
+    </w:p>
+    <w:p>
+      <w:pPr>
+        <w:numPr>
+          <w:ilvl w:val="0"/>
+          <w:numId w:val="1"/>
+        </w:numPr>
+      </w:pPr>
+      <w:r>
+        <w:t>Monitor production KPIs and prepare regular operational reports.</w:t>
+      </w:r>
+    </w:p>
+    <w:p>
+      <w:pPr>
+        <w:numPr>
+          <w:ilvl w:val="0"/>
+          <w:numId w:val="1"/>
+        </w:numPr>
+      </w:pPr>
+      <w:r>
+        <w:t>Identify production issues and implement corrective and preventive actions.</w:t>
+      </w:r>
+    </w:p>
+    <w:p>
+      <w:pPr>
+        <w:numPr>
+          <w:ilvl w:val="0"/>
+          <w:numId w:val="1"/>
+        </w:numPr>
+      </w:pPr>
+      <w:r>
+        <w:t>Improve production efficiency and support cost and waste reduction initiatives.</w:t>
+      </w:r>
+    </w:p>
+    <w:p>
+      <w:pPr>
+        <w:numPr>
+          <w:ilvl w:val="0"/>
+          <w:numId w:val="1"/>
+        </w:numPr>
+      </w:pPr>
+      <w:r>
+        <w:t>Ensure equipment, work areas, and production processes meet operational and safety requirements.</w:t>
+      </w:r>
+    </w:p>
+    <w:p>
+      <w:r>
+        <w:t>Requirements</w:t>
+      </w:r>
+    </w:p>
+    <w:p>
+      <w:pPr>
+        <w:numPr>
+          <w:ilvl w:val="0"/>
+          <w:numId w:val="2"/>
+        </w:numPr>
+      </w:pPr>
+      <w:r>
+        <w:t>Relevant Bachelor's degree or equivalent qualification.</w:t>
+      </w:r>
+    </w:p>
+    <w:p>
+      <w:pPr>
+        <w:numPr>
+          <w:ilvl w:val="0"/>
+          <w:numId w:val="2"/>
+        </w:numPr>
+      </w:pPr>
+      <w:r>
+        <w:t>Proven experience in food production, food manufacturing, central kitchens, or a similar environment.</w:t>
+      </w:r>
+    </w:p>
+    <w:p>
+      <w:pPr>
+        <w:numPr>
+          <w:ilvl w:val="0"/>
+          <w:numId w:val="2"/>
+        </w:numPr>
+      </w:pPr>
+      <w:r>
+        <w:t>Previous experience in a supervisory or managerial position.</w:t>
+      </w:r>
+    </w:p>
+    <w:p>
+      <w:pPr>
+        <w:numPr>
+          <w:ilvl w:val="0"/>
+          <w:numId w:val="2"/>
+        </w:numPr>
+      </w:pPr>
+      <w:r>
+        <w:t>Strong knowledge of food safety, hygiene, and quality standards.</w:t>
+      </w:r>
+    </w:p>
+    <w:p>
+      <w:pPr>
+        <w:numPr>
+          <w:ilvl w:val="0"/>
+          <w:numId w:val="2"/>
+        </w:numPr>
+      </w:pPr>
+      <w:r>
+        <w:lastRenderedPageBreak/>
+        <w:t>Strong leadership and team management skills.</w:t>
+      </w:r>
+    </w:p>
+    <w:p>
+      <w:pPr>
+        <w:numPr>
+          <w:ilvl w:val="0"/>
+          <w:numId w:val="2"/>
+        </w:numPr>
+      </w:pPr>
+      <w:r>
+        <w:t>Good planning, problem-solving, and decision-making skills.</w:t>
+      </w:r>
+    </w:p>
+    <w:p>
+      <w:pPr>
+        <w:numPr>
+          <w:ilvl w:val="0"/>
+          <w:numId w:val="2"/>
+        </w:numPr>
+      </w:pPr>
+      <w:r>
+        <w:t>Ability to work in a fast-paced production environment.</w:t>
+      </w:r>
+    </w:p>
+    <w:p>
+      <w:r>
+        <w:rPr>
+          <w:b/>
+          <w:bCs/>
+        </w:rPr>
+        <w:t>Industry experience in restaurants, food manufacturing, or central production facilities is highly preferred.</w:t>
       </w:r>
     </w:p>
     <w:p/>
@@ -105,6 +296,315 @@
     </w:sectPr>
   </w:body>
 </w:document>
+</file>
+
+<file path=word/numbering.xml><?xml version="1.0" encoding="utf-8"?>
+<w:numbering xmlns:wpc="http://schemas.microsoft.com/office/word/2010/wordprocessingCanvas" xmlns:cx="http://schemas.microsoft.com/office/drawing/2014/chartex" xmlns:cx1="http://schemas.microsoft.com/office/drawing/2015/9/8/chartex" xmlns:cx2="http://schemas.microsoft.com/office/drawing/2015/10/21/chartex" xmlns:cx3="http://schemas.microsoft.com/office/drawing/2016/5/9/chartex" xmlns:cx4="http://schemas.microsoft.com/office/drawing/2016/5/10/chartex" xmlns:cx5="http://schemas.microsoft.com/office/drawing/2016/5/11/chartex" xmlns:cx6="http://schemas.microsoft.com/office/drawing/2016/5/12/chartex" xmlns:cx7="http://schemas.microsoft.com/office/drawing/2016/5/13/chartex" xmlns:cx8="http://schemas.microsoft.com/office/drawing/2016/5/14/chartex" xmlns:mc="http://schemas.openxmlformats.org/markup-compatibility/2006" xmlns:aink="http://schemas.microsoft.com/office/drawing/2016/ink" xmlns:am3d="http://schemas.microsoft.com/office/drawing/2017/model3d" xmlns:o="urn:schemas-microsoft-com:office:office" xmlns:oel="http://schemas.microsoft.com/office/2019/extlst" xmlns:r="http://schemas.openxmlformats.org/officeDocument/2006/relationships" xmlns:m="http://schemas.openxmlformats.org/officeDocument/2006/math" xmlns:v="urn:schemas-microsoft-com:vml" xmlns:wp14="http://schemas.microsoft.com/office/word/2010/wordprocessingDrawing" xmlns:wp="http://schemas.openxmlformats.org/drawingml/2006/wordprocessingDrawing" xmlns:w10="urn:schemas-microsoft-com:office:word" xmlns:w="http://schemas.openxmlformats.org/wordprocessingml/2006/main" xmlns:w14="http://schemas.microsoft.com/office/word/2010/wordml" xmlns:w15="http://schemas.microsoft.com/office/word/2012/wordml" xmlns:w16cex="http://schemas.microsoft.com/office/word/2018/wordml/cex" xmlns:w16cid="http://schemas.microsoft.com/office/word/2016/wordml/cid" xmlns:w16="http://schemas.microsoft.com/office/word/2018/wordml" xmlns:w16du="http://schemas.microsoft.com/office/word/2023/wordml/word16du" xmlns:w16sdtdh="http://schemas.microsoft.com/office/word/2020/wordml/sdtdatahash" xmlns:w16sdtfl="http://schemas.microsoft.com/office/word/2024/wordml/sdtformatlock" xmlns:w16se="http://schemas.microsoft.com/office/word/2015/wordml/symex" xmlns:wpg="http://schemas.microsoft.com/office/word/2010/wordprocessingGroup" xmlns:wpi="http://schemas.microsoft.com/office/word/2010/wordprocessingInk" xmlns:wne="http://schemas.microsoft.com/office/word/2006/wordml" xmlns:wps="http://schemas.microsoft.com/office/word/2010/wordprocessingShape" mc:Ignorable="w14 w15 w16se w16cid w16 w16cex w16sdtdh w16sdtfl w16du wp14">
+  <w:abstractNum w:abstractNumId="0" w15:restartNumberingAfterBreak="0">
+    <w:nsid w:val="473C076A"/>
+    <w:multiLevelType w:val="multilevel"/>
+    <w:tmpl w:val="181C3E70"/>
+    <w:lvl w:ilvl="0">
+      <w:start w:val="1"/>
+      <w:numFmt w:val="bullet"/>
+      <w:lvlText w:val=""/>
+      <w:lvlJc w:val="left"/>
+      <w:pPr>
+        <w:tabs>
+          <w:tab w:val="num" w:pos="720"/>
+        </w:tabs>
+        <w:ind w:left="720" w:hanging="360"/>
+      </w:pPr>
+      <w:rPr>
+        <w:rFonts w:ascii="Symbol" w:hAnsi="Symbol" w:hint="default"/>
+        <w:sz w:val="20"/>
+      </w:rPr>
+    </w:lvl>
+    <w:lvl w:ilvl="1" w:tentative="1">
+      <w:start w:val="1"/>
+      <w:numFmt w:val="bullet"/>
+      <w:lvlText w:val=""/>
+      <w:lvlJc w:val="left"/>
+      <w:pPr>
+        <w:tabs>
+          <w:tab w:val="num" w:pos="1440"/>
+        </w:tabs>
+        <w:ind w:left="1440" w:hanging="360"/>
+      </w:pPr>
+      <w:rPr>
+        <w:rFonts w:ascii="Symbol" w:hAnsi="Symbol" w:hint="default"/>
+        <w:sz w:val="20"/>
+      </w:rPr>
+    </w:lvl>
+    <w:lvl w:ilvl="2" w:tentative="1">
+      <w:start w:val="1"/>
+      <w:numFmt w:val="bullet"/>
+      <w:lvlText w:val=""/>
+      <w:lvlJc w:val="left"/>
+      <w:pPr>
+        <w:tabs>
+          <w:tab w:val="num" w:pos="2160"/>
+        </w:tabs>
+        <w:ind w:left="2160" w:hanging="360"/>
+      </w:pPr>
+      <w:rPr>
+        <w:rFonts w:ascii="Symbol" w:hAnsi="Symbol" w:hint="default"/>
+        <w:sz w:val="20"/>
+      </w:rPr>
+    </w:lvl>
+    <w:lvl w:ilvl="3" w:tentative="1">
+      <w:start w:val="1"/>
+      <w:numFmt w:val="bullet"/>
+      <w:lvlText w:val=""/>
+      <w:lvlJc w:val="left"/>
+      <w:pPr>
+        <w:tabs>
+          <w:tab w:val="num" w:pos="2880"/>
+        </w:tabs>
+        <w:ind w:left="2880" w:hanging="360"/>
+      </w:pPr>
+      <w:rPr>
+        <w:rFonts w:ascii="Symbol" w:hAnsi="Symbol" w:hint="default"/>
+        <w:sz w:val="20"/>
+      </w:rPr>
+    </w:lvl>
+    <w:lvl w:ilvl="4" w:tentative="1">
+      <w:start w:val="1"/>
+      <w:numFmt w:val="bullet"/>
+      <w:lvlText w:val=""/>
+      <w:lvlJc w:val="left"/>
+      <w:pPr>
+        <w:tabs>
+          <w:tab w:val="num" w:pos="3600"/>
+        </w:tabs>
+        <w:ind w:left="3600" w:hanging="360"/>
+      </w:pPr>
+      <w:rPr>
+        <w:rFonts w:ascii="Symbol" w:hAnsi="Symbol" w:hint="default"/>
+        <w:sz w:val="20"/>
+      </w:rPr>
+    </w:lvl>
+    <w:lvl w:ilvl="5" w:tentative="1">
+      <w:start w:val="1"/>
+      <w:numFmt w:val="bullet"/>
+      <w:lvlText w:val=""/>
+      <w:lvlJc w:val="left"/>
+      <w:pPr>
+        <w:tabs>
+          <w:tab w:val="num" w:pos="4320"/>
+        </w:tabs>
+        <w:ind w:left="4320" w:hanging="360"/>
+      </w:pPr>
+      <w:rPr>
+        <w:rFonts w:ascii="Symbol" w:hAnsi="Symbol" w:hint="default"/>
+        <w:sz w:val="20"/>
+      </w:rPr>
+    </w:lvl>
+    <w:lvl w:ilvl="6" w:tentative="1">
+      <w:start w:val="1"/>
+      <w:numFmt w:val="bullet"/>
+      <w:lvlText w:val=""/>
+      <w:lvlJc w:val="left"/>
+      <w:pPr>
+        <w:tabs>
+          <w:tab w:val="num" w:pos="5040"/>
+        </w:tabs>
+        <w:ind w:left="5040" w:hanging="360"/>
+      </w:pPr>
+      <w:rPr>
+        <w:rFonts w:ascii="Symbol" w:hAnsi="Symbol" w:hint="default"/>
+        <w:sz w:val="20"/>
+      </w:rPr>
+    </w:lvl>
+    <w:lvl w:ilvl="7" w:tentative="1">
+      <w:start w:val="1"/>
+      <w:numFmt w:val="bullet"/>
+      <w:lvlText w:val=""/>
+      <w:lvlJc w:val="left"/>
+      <w:pPr>
+        <w:tabs>
+          <w:tab w:val="num" w:pos="5760"/>
+        </w:tabs>
+        <w:ind w:left="5760" w:hanging="360"/>
+      </w:pPr>
+      <w:rPr>
+        <w:rFonts w:ascii="Symbol" w:hAnsi="Symbol" w:hint="default"/>
+        <w:sz w:val="20"/>
+      </w:rPr>
+    </w:lvl>
+    <w:lvl w:ilvl="8" w:tentative="1">
+      <w:start w:val="1"/>
+      <w:numFmt w:val="bullet"/>
+      <w:lvlText w:val=""/>
+      <w:lvlJc w:val="left"/>
+      <w:pPr>
+        <w:tabs>
+          <w:tab w:val="num" w:pos="6480"/>
+        </w:tabs>
+        <w:ind w:left="6480" w:hanging="360"/>
+      </w:pPr>
+      <w:rPr>
+        <w:rFonts w:ascii="Symbol" w:hAnsi="Symbol" w:hint="default"/>
+        <w:sz w:val="20"/>
+      </w:rPr>
+    </w:lvl>
+  </w:abstractNum>
+  <w:abstractNum w:abstractNumId="1" w15:restartNumberingAfterBreak="0">
+    <w:nsid w:val="4E305F62"/>
+    <w:multiLevelType w:val="multilevel"/>
+    <w:tmpl w:val="0ECCE5C8"/>
+    <w:lvl w:ilvl="0">
+      <w:start w:val="1"/>
+      <w:numFmt w:val="bullet"/>
+      <w:lvlText w:val=""/>
+      <w:lvlJc w:val="left"/>
+      <w:pPr>
+        <w:tabs>
+          <w:tab w:val="num" w:pos="720"/>
+        </w:tabs>
+        <w:ind w:left="720" w:hanging="360"/>
+      </w:pPr>
+      <w:rPr>
+        <w:rFonts w:ascii="Symbol" w:hAnsi="Symbol" w:hint="default"/>
+        <w:sz w:val="20"/>
+      </w:rPr>
+    </w:lvl>
+    <w:lvl w:ilvl="1" w:tentative="1">
+      <w:start w:val="1"/>
+      <w:numFmt w:val="bullet"/>
+      <w:lvlText w:val=""/>
+      <w:lvlJc w:val="left"/>
+      <w:pPr>
+        <w:tabs>
+          <w:tab w:val="num" w:pos="1440"/>
+        </w:tabs>
+        <w:ind w:left="1440" w:hanging="360"/>
+      </w:pPr>
+      <w:rPr>
+        <w:rFonts w:ascii="Symbol" w:hAnsi="Symbol" w:hint="default"/>
+        <w:sz w:val="20"/>
+      </w:rPr>
+    </w:lvl>
+    <w:lvl w:ilvl="2" w:tentative="1">
+      <w:start w:val="1"/>
+      <w:numFmt w:val="bullet"/>
+      <w:lvlText w:val=""/>
+      <w:lvlJc w:val="left"/>
+      <w:pPr>
+        <w:tabs>
+          <w:tab w:val="num" w:pos="2160"/>
+        </w:tabs>
+        <w:ind w:left="2160" w:hanging="360"/>
+      </w:pPr>
+      <w:rPr>
+        <w:rFonts w:ascii="Symbol" w:hAnsi="Symbol" w:hint="default"/>
+        <w:sz w:val="20"/>
+      </w:rPr>
+    </w:lvl>
+    <w:lvl w:ilvl="3" w:tentative="1">
+      <w:start w:val="1"/>
+      <w:numFmt w:val="bullet"/>
+      <w:lvlText w:val=""/>
+      <w:lvlJc w:val="left"/>
+      <w:pPr>
+        <w:tabs>
+          <w:tab w:val="num" w:pos="2880"/>
+        </w:tabs>
+        <w:ind w:left="2880" w:hanging="360"/>
+      </w:pPr>
+      <w:rPr>
+        <w:rFonts w:ascii="Symbol" w:hAnsi="Symbol" w:hint="default"/>
+        <w:sz w:val="20"/>
+      </w:rPr>
+    </w:lvl>
+    <w:lvl w:ilvl="4" w:tentative="1">
+      <w:start w:val="1"/>
+      <w:numFmt w:val="bullet"/>
+      <w:lvlText w:val=""/>
+      <w:lvlJc w:val="left"/>
+      <w:pPr>
+        <w:tabs>
+          <w:tab w:val="num" w:pos="3600"/>
+        </w:tabs>
+        <w:ind w:left="3600" w:hanging="360"/>
+      </w:pPr>
+      <w:rPr>
+        <w:rFonts w:ascii="Symbol" w:hAnsi="Symbol" w:hint="default"/>
+        <w:sz w:val="20"/>
+      </w:rPr>
+    </w:lvl>
+    <w:lvl w:ilvl="5" w:tentative="1">
+      <w:start w:val="1"/>
+      <w:numFmt w:val="bullet"/>
+      <w:lvlText w:val=""/>
+      <w:lvlJc w:val="left"/>
+      <w:pPr>
+        <w:tabs>
+          <w:tab w:val="num" w:pos="4320"/>
+        </w:tabs>
+        <w:ind w:left="4320" w:hanging="360"/>
+      </w:pPr>
+      <w:rPr>
+        <w:rFonts w:ascii="Symbol" w:hAnsi="Symbol" w:hint="default"/>
+        <w:sz w:val="20"/>
+      </w:rPr>
+    </w:lvl>
+    <w:lvl w:ilvl="6" w:tentative="1">
+      <w:start w:val="1"/>
+      <w:numFmt w:val="bullet"/>
+      <w:lvlText w:val=""/>
+      <w:lvlJc w:val="left"/>
+      <w:pPr>
+        <w:tabs>
+          <w:tab w:val="num" w:pos="5040"/>
+        </w:tabs>
+        <w:ind w:left="5040" w:hanging="360"/>
+      </w:pPr>
+      <w:rPr>
+        <w:rFonts w:ascii="Symbol" w:hAnsi="Symbol" w:hint="default"/>
+        <w:sz w:val="20"/>
+      </w:rPr>
+    </w:lvl>
+    <w:lvl w:ilvl="7" w:tentative="1">
+      <w:start w:val="1"/>
+      <w:numFmt w:val="bullet"/>
+      <w:lvlText w:val=""/>
+      <w:lvlJc w:val="left"/>
+      <w:pPr>
+        <w:tabs>
+          <w:tab w:val="num" w:pos="5760"/>
+        </w:tabs>
+        <w:ind w:left="5760" w:hanging="360"/>
+      </w:pPr>
+      <w:rPr>
+        <w:rFonts w:ascii="Symbol" w:hAnsi="Symbol" w:hint="default"/>
+        <w:sz w:val="20"/>
+      </w:rPr>
+    </w:lvl>
+    <w:lvl w:ilvl="8" w:tentative="1">
+      <w:start w:val="1"/>
+      <w:numFmt w:val="bullet"/>
+      <w:lvlText w:val=""/>
+      <w:lvlJc w:val="left"/>
+      <w:pPr>
+        <w:tabs>
+          <w:tab w:val="num" w:pos="6480"/>
+        </w:tabs>
+        <w:ind w:left="6480" w:hanging="360"/>
+      </w:pPr>
+      <w:rPr>
+        <w:rFonts w:ascii="Symbol" w:hAnsi="Symbol" w:hint="default"/>
+        <w:sz w:val="20"/>
+      </w:rPr>
+    </w:lvl>
+  </w:abstractNum>
+  <w:num w:numId="1" w16cid:durableId="1963996932">
+    <w:abstractNumId w:val="1"/>
+  </w:num>
+  <w:num w:numId="2" w16cid:durableId="1383208251">
+    <w:abstractNumId w:val="0"/>
+  </w:num>
+</w:numbering>
 </file>
 
 <file path=word/styles.xml><?xml version="1.0" encoding="utf-8"?>
@@ -515,7 +1015,7 @@
     <w:link w:val="Heading1Char"/>
     <w:uiPriority w:val="9"/>
     <w:qFormat/>
-    <w:rsid w:val="00E86893"/>
+    <w:rsid w:val="00FA6E00"/>
     <w:pPr>
       <w:keepNext/>
       <w:keepLines/>
@@ -538,7 +1038,7 @@
     <w:semiHidden/>
     <w:unhideWhenUsed/>
     <w:qFormat/>
-    <w:rsid w:val="00E86893"/>
+    <w:rsid w:val="00FA6E00"/>
     <w:pPr>
       <w:keepNext/>
       <w:keepLines/>
@@ -561,7 +1061,7 @@
     <w:semiHidden/>
     <w:unhideWhenUsed/>
     <w:qFormat/>
-    <w:rsid w:val="00E86893"/>
+    <w:rsid w:val="00FA6E00"/>
     <w:pPr>
       <w:keepNext/>
       <w:keepLines/>
@@ -584,7 +1084,7 @@
     <w:semiHidden/>
     <w:unhideWhenUsed/>
     <w:qFormat/>
-    <w:rsid w:val="00E86893"/>
+    <w:rsid w:val="00FA6E00"/>
     <w:pPr>
       <w:keepNext/>
       <w:keepLines/>
@@ -607,7 +1107,7 @@
     <w:semiHidden/>
     <w:unhideWhenUsed/>
     <w:qFormat/>
-    <w:rsid w:val="00E86893"/>
+    <w:rsid w:val="00FA6E00"/>
     <w:pPr>
       <w:keepNext/>
       <w:keepLines/>
@@ -628,7 +1128,7 @@
     <w:semiHidden/>
     <w:unhideWhenUsed/>
     <w:qFormat/>
-    <w:rsid w:val="00E86893"/>
+    <w:rsid w:val="00FA6E00"/>
     <w:pPr>
       <w:keepNext/>
       <w:keepLines/>
@@ -651,7 +1151,7 @@
     <w:semiHidden/>
     <w:unhideWhenUsed/>
     <w:qFormat/>
-    <w:rsid w:val="00E86893"/>
+    <w:rsid w:val="00FA6E00"/>
     <w:pPr>
       <w:keepNext/>
       <w:keepLines/>
@@ -672,7 +1172,7 @@
     <w:semiHidden/>
     <w:unhideWhenUsed/>
     <w:qFormat/>
-    <w:rsid w:val="00E86893"/>
+    <w:rsid w:val="00FA6E00"/>
     <w:pPr>
       <w:keepNext/>
       <w:keepLines/>
@@ -695,7 +1195,7 @@
     <w:semiHidden/>
     <w:unhideWhenUsed/>
     <w:qFormat/>
-    <w:rsid w:val="00E86893"/>
+    <w:rsid w:val="00FA6E00"/>
     <w:pPr>
       <w:keepNext/>
       <w:keepLines/>
@@ -710,6 +1210,7 @@
   <w:style w:type="character" w:default="1" w:styleId="DefaultParagraphFont">
     <w:name w:val="Default Paragraph Font"/>
     <w:uiPriority w:val="1"/>
+    <w:semiHidden/>
     <w:unhideWhenUsed/>
   </w:style>
   <w:style w:type="table" w:default="1" w:styleId="TableNormal">
@@ -738,7 +1239,7 @@
     <w:basedOn w:val="DefaultParagraphFont"/>
     <w:link w:val="Heading1"/>
     <w:uiPriority w:val="9"/>
-    <w:rsid w:val="00E86893"/>
+    <w:rsid w:val="00FA6E00"/>
     <w:rPr>
       <w:rFonts w:asciiTheme="majorHAnsi" w:eastAsiaTheme="majorEastAsia" w:hAnsiTheme="majorHAnsi" w:cstheme="majorBidi"/>
       <w:color w:val="0F4761" w:themeColor="accent1" w:themeShade="BF"/>
@@ -752,7 +1253,7 @@
     <w:link w:val="Heading2"/>
     <w:uiPriority w:val="9"/>
     <w:semiHidden/>
-    <w:rsid w:val="00E86893"/>
+    <w:rsid w:val="00FA6E00"/>
     <w:rPr>
       <w:rFonts w:asciiTheme="majorHAnsi" w:eastAsiaTheme="majorEastAsia" w:hAnsiTheme="majorHAnsi" w:cstheme="majorBidi"/>
       <w:color w:val="0F4761" w:themeColor="accent1" w:themeShade="BF"/>
@@ -766,7 +1267,7 @@
     <w:link w:val="Heading3"/>
     <w:uiPriority w:val="9"/>
     <w:semiHidden/>
-    <w:rsid w:val="00E86893"/>
+    <w:rsid w:val="00FA6E00"/>
     <w:rPr>
       <w:rFonts w:eastAsiaTheme="majorEastAsia" w:cstheme="majorBidi"/>
       <w:color w:val="0F4761" w:themeColor="accent1" w:themeShade="BF"/>
@@ -780,7 +1281,7 @@
     <w:link w:val="Heading4"/>
     <w:uiPriority w:val="9"/>
     <w:semiHidden/>
-    <w:rsid w:val="00E86893"/>
+    <w:rsid w:val="00FA6E00"/>
     <w:rPr>
       <w:rFonts w:eastAsiaTheme="majorEastAsia" w:cstheme="majorBidi"/>
       <w:i/>
@@ -794,7 +1295,7 @@
     <w:link w:val="Heading5"/>
     <w:uiPriority w:val="9"/>
     <w:semiHidden/>
-    <w:rsid w:val="00E86893"/>
+    <w:rsid w:val="00FA6E00"/>
     <w:rPr>
       <w:rFonts w:eastAsiaTheme="majorEastAsia" w:cstheme="majorBidi"/>
       <w:color w:val="0F4761" w:themeColor="accent1" w:themeShade="BF"/>
@@ -806,7 +1307,7 @@
     <w:link w:val="Heading6"/>
     <w:uiPriority w:val="9"/>
     <w:semiHidden/>
-    <w:rsid w:val="00E86893"/>
+    <w:rsid w:val="00FA6E00"/>
     <w:rPr>
       <w:rFonts w:eastAsiaTheme="majorEastAsia" w:cstheme="majorBidi"/>
       <w:i/>
@@ -820,7 +1321,7 @@
     <w:link w:val="Heading7"/>
     <w:uiPriority w:val="9"/>
     <w:semiHidden/>
-    <w:rsid w:val="00E86893"/>
+    <w:rsid w:val="00FA6E00"/>
     <w:rPr>
       <w:rFonts w:eastAsiaTheme="majorEastAsia" w:cstheme="majorBidi"/>
       <w:color w:val="595959" w:themeColor="text1" w:themeTint="A6"/>
@@ -832,7 +1333,7 @@
     <w:link w:val="Heading8"/>
     <w:uiPriority w:val="9"/>
     <w:semiHidden/>
-    <w:rsid w:val="00E86893"/>
+    <w:rsid w:val="00FA6E00"/>
     <w:rPr>
       <w:rFonts w:eastAsiaTheme="majorEastAsia" w:cstheme="majorBidi"/>
       <w:i/>
@@ -846,7 +1347,7 @@
     <w:link w:val="Heading9"/>
     <w:uiPriority w:val="9"/>
     <w:semiHidden/>
-    <w:rsid w:val="00E86893"/>
+    <w:rsid w:val="00FA6E00"/>
     <w:rPr>
       <w:rFonts w:eastAsiaTheme="majorEastAsia" w:cstheme="majorBidi"/>
       <w:color w:val="272727" w:themeColor="text1" w:themeTint="D8"/>
@@ -859,7 +1360,7 @@
     <w:link w:val="TitleChar"/>
     <w:uiPriority w:val="10"/>
     <w:qFormat/>
-    <w:rsid w:val="00E86893"/>
+    <w:rsid w:val="00FA6E00"/>
     <w:pPr>
       <w:spacing w:after="80" w:line="240" w:lineRule="auto"/>
       <w:contextualSpacing/>
@@ -877,7 +1378,7 @@
     <w:basedOn w:val="DefaultParagraphFont"/>
     <w:link w:val="Title"/>
     <w:uiPriority w:val="10"/>
-    <w:rsid w:val="00E86893"/>
+    <w:rsid w:val="00FA6E00"/>
     <w:rPr>
       <w:rFonts w:asciiTheme="majorHAnsi" w:eastAsiaTheme="majorEastAsia" w:hAnsiTheme="majorHAnsi" w:cstheme="majorBidi"/>
       <w:spacing w:val="-10"/>
@@ -893,7 +1394,7 @@
     <w:link w:val="SubtitleChar"/>
     <w:uiPriority w:val="11"/>
     <w:qFormat/>
-    <w:rsid w:val="00E86893"/>
+    <w:rsid w:val="00FA6E00"/>
     <w:pPr>
       <w:numPr>
         <w:ilvl w:val="1"/>
@@ -912,7 +1413,7 @@
     <w:basedOn w:val="DefaultParagraphFont"/>
     <w:link w:val="Subtitle"/>
     <w:uiPriority w:val="11"/>
-    <w:rsid w:val="00E86893"/>
+    <w:rsid w:val="00FA6E00"/>
     <w:rPr>
       <w:rFonts w:eastAsiaTheme="majorEastAsia" w:cstheme="majorBidi"/>
       <w:color w:val="595959" w:themeColor="text1" w:themeTint="A6"/>
@@ -928,7 +1429,7 @@
     <w:link w:val="QuoteChar"/>
     <w:uiPriority w:val="29"/>
     <w:qFormat/>
-    <w:rsid w:val="00E86893"/>
+    <w:rsid w:val="00FA6E00"/>
     <w:pPr>
       <w:spacing w:before="160"/>
       <w:jc w:val="center"/>
@@ -944,7 +1445,7 @@
     <w:basedOn w:val="DefaultParagraphFont"/>
     <w:link w:val="Quote"/>
     <w:uiPriority w:val="29"/>
-    <w:rsid w:val="00E86893"/>
+    <w:rsid w:val="00FA6E00"/>
     <w:rPr>
       <w:i/>
       <w:iCs/>
@@ -956,7 +1457,7 @@
     <w:basedOn w:val="Normal"/>
     <w:uiPriority w:val="34"/>
     <w:qFormat/>
-    <w:rsid w:val="00E86893"/>
+    <w:rsid w:val="00FA6E00"/>
     <w:pPr>
       <w:ind w:left="720"/>
       <w:contextualSpacing/>
@@ -967,7 +1468,7 @@
     <w:basedOn w:val="DefaultParagraphFont"/>
     <w:uiPriority w:val="21"/>
     <w:qFormat/>
-    <w:rsid w:val="00E86893"/>
+    <w:rsid w:val="00FA6E00"/>
     <w:rPr>
       <w:i/>
       <w:iCs/>
@@ -981,7 +1482,7 @@
     <w:link w:val="IntenseQuoteChar"/>
     <w:uiPriority w:val="30"/>
     <w:qFormat/>
-    <w:rsid w:val="00E86893"/>
+    <w:rsid w:val="00FA6E00"/>
     <w:pPr>
       <w:pBdr>
         <w:top w:val="single" w:sz="4" w:space="10" w:color="0F4761" w:themeColor="accent1" w:themeShade="BF"/>
@@ -1002,7 +1503,7 @@
     <w:basedOn w:val="DefaultParagraphFont"/>
     <w:link w:val="IntenseQuote"/>
     <w:uiPriority w:val="30"/>
-    <w:rsid w:val="00E86893"/>
+    <w:rsid w:val="00FA6E00"/>
     <w:rPr>
       <w:i/>
       <w:iCs/>
@@ -1014,13 +1515,36 @@
     <w:basedOn w:val="DefaultParagraphFont"/>
     <w:uiPriority w:val="32"/>
     <w:qFormat/>
-    <w:rsid w:val="00E86893"/>
+    <w:rsid w:val="00FA6E00"/>
     <w:rPr>
       <w:b/>
       <w:bCs/>
       <w:smallCaps/>
       <w:color w:val="0F4761" w:themeColor="accent1" w:themeShade="BF"/>
       <w:spacing w:val="5"/>
+    </w:rPr>
+  </w:style>
+  <w:style w:type="character" w:styleId="Hyperlink">
+    <w:name w:val="Hyperlink"/>
+    <w:basedOn w:val="DefaultParagraphFont"/>
+    <w:uiPriority w:val="99"/>
+    <w:unhideWhenUsed/>
+    <w:rsid w:val="00FA6E00"/>
+    <w:rPr>
+      <w:color w:val="467886" w:themeColor="hyperlink"/>
+      <w:u w:val="single"/>
+    </w:rPr>
+  </w:style>
+  <w:style w:type="character" w:styleId="UnresolvedMention">
+    <w:name w:val="Unresolved Mention"/>
+    <w:basedOn w:val="DefaultParagraphFont"/>
+    <w:uiPriority w:val="99"/>
+    <w:semiHidden/>
+    <w:unhideWhenUsed/>
+    <w:rsid w:val="00FA6E00"/>
+    <w:rPr>
+      <w:color w:val="605E5C"/>
+      <w:shd w:val="clear" w:color="auto" w:fill="E1DFDD"/>
     </w:rPr>
   </w:style>
 </w:styles>
